--- a/hin/docx/28.content.docx
+++ b/hin/docx/28.content.docx
@@ -19,7 +19,7 @@
         <w:rPr>
           <w:lang w:val="hi_IN" w:bidi="hi_IN"/>
         </w:rPr>
-        <w:t>Resource: अध्ययन नोट्स - पुस्तक परिचय (टिंडेल)</w:t>
+        <w:t>Resource: Tyndale Open Study Notes</w:t>
       </w:r>
       <w:r>
         <w:rPr>
@@ -112,7 +112,7 @@
         <w:rPr>
           <w:lang w:val="hi_IN" w:bidi="hi_IN"/>
         </w:rPr>
-        <w:t>अध्ययन नोट्स - पुस्तक परिचय (टिंडेल)</w:t>
+        <w:t>Tyndale Open Study Notes</w:t>
       </w:r>
     </w:p>
     <w:p>

--- a/hin/docx/28.content.docx
+++ b/hin/docx/28.content.docx
@@ -19,7 +19,7 @@
         <w:rPr>
           <w:lang w:val="hi_IN" w:bidi="hi_IN"/>
         </w:rPr>
-        <w:t>Resource: Tyndale Open Study Notes</w:t>
+        <w:t>Resource: Aquifer Open Study Notes (Book Intros)</w:t>
       </w:r>
       <w:r>
         <w:rPr>
@@ -112,7 +112,7 @@
         <w:rPr>
           <w:lang w:val="hi_IN" w:bidi="hi_IN"/>
         </w:rPr>
-        <w:t>Tyndale Open Study Notes</w:t>
+        <w:t>Aquifer Open Study Notes (Book Intros)</w:t>
       </w:r>
     </w:p>
     <w:p>

--- a/hin/docx/28.content.docx
+++ b/hin/docx/28.content.docx
@@ -258,36 +258,24 @@
         </w:rPr>
         <w:t>प्राचीन इस्राएल के इतिहास में कुछ युग मध्य-ई.पू.700 से अधिक अशान्त थे। होशे ने अपनी सेवकाई उत्तरी राज्य में यारोबाम द्वितीय (793–753 ई.पू.) के लम्बे और स्थिर शासन के अन्तिम वर्षों में शुरू की। यद्यपि वह एक दुष्ट राजा था (</w:t>
       </w:r>
-      <w:hyperlink r:id="rId13">
-        <w:r>
-          <w:rPr>
-            <w:lang w:val="hi_IN" w:bidi="hi_IN"/>
-          </w:rPr>
-          <w:rPr>
-            <w:color w:val="0000EE"/>
-            <w:u w:val="single"/>
-          </w:rPr>
-          <w:t>2 रा 14:23–24</w:t>
-        </w:r>
-      </w:hyperlink>
+      <w:r>
+        <w:rPr>
+          <w:lang w:val="hi_IN" w:bidi="hi_IN"/>
+        </w:rPr>
+        <w:t>2 रा 14:23–24</w:t>
+      </w:r>
       <w:r>
         <w:rPr>
           <w:lang w:val="hi_IN" w:bidi="hi_IN"/>
         </w:rPr>
         <w:t>), यारोबाम एक मजबूत और सक्षम अगुआ था उसने इस्राएल की सीमाओं का विस्तार किया, जैसा कि दाऊद और सुलैमान के तेजस्वी दिनों के बाद से नहीं देखा गया था (</w:t>
       </w:r>
-      <w:hyperlink r:id="rId14">
-        <w:r>
-          <w:rPr>
-            <w:lang w:val="hi_IN" w:bidi="hi_IN"/>
-          </w:rPr>
-          <w:rPr>
-            <w:color w:val="0000EE"/>
-            <w:u w:val="single"/>
-          </w:rPr>
-          <w:t>2 रा14:25–28</w:t>
-        </w:r>
-      </w:hyperlink>
+      <w:r>
+        <w:rPr>
+          <w:lang w:val="hi_IN" w:bidi="hi_IN"/>
+        </w:rPr>
+        <w:t>2 रा14:25–28</w:t>
+      </w:r>
       <w:r>
         <w:rPr>
           <w:lang w:val="hi_IN" w:bidi="hi_IN"/>
@@ -355,18 +343,12 @@
           <w:lang w:val="hi_IN" w:bidi="hi_IN"/>
         </w:rPr>
       </w:r>
-      <w:hyperlink r:id="rId15">
-        <w:r>
-          <w:rPr>
-            <w:lang w:val="hi_IN" w:bidi="hi_IN"/>
-          </w:rPr>
-          <w:rPr>
-            <w:color w:val="0000EE"/>
-            <w:u w:val="single"/>
-          </w:rPr>
-          <w:t>अध्याय 1–3</w:t>
-        </w:r>
-      </w:hyperlink>
+      <w:r>
+        <w:rPr>
+          <w:lang w:val="hi_IN" w:bidi="hi_IN"/>
+        </w:rPr>
+        <w:t>अध्याय 1–3</w:t>
+      </w:r>
       <w:r>
         <w:rPr>
           <w:lang w:val="hi_IN" w:bidi="hi_IN"/>
@@ -381,18 +363,12 @@
           <w:lang w:val="hi_IN" w:bidi="hi_IN"/>
         </w:rPr>
       </w:r>
-      <w:hyperlink r:id="rId16">
-        <w:r>
-          <w:rPr>
-            <w:lang w:val="hi_IN" w:bidi="hi_IN"/>
-          </w:rPr>
-          <w:rPr>
-            <w:color w:val="0000EE"/>
-            <w:u w:val="single"/>
-          </w:rPr>
-          <w:t xml:space="preserve">अध्याय 4–14 </w:t>
-        </w:r>
-      </w:hyperlink>
+      <w:r>
+        <w:rPr>
+          <w:lang w:val="hi_IN" w:bidi="hi_IN"/>
+        </w:rPr>
+        <w:t xml:space="preserve">अध्याय 4–14 </w:t>
+      </w:r>
       <w:r>
         <w:rPr>
           <w:lang w:val="hi_IN" w:bidi="hi_IN"/>
@@ -424,18 +400,12 @@
         </w:rPr>
         <w:t>हम इस पुस्तक के अलावा भविष्यद्वक्ता होशे के बारे में कुछ नहीं जानते। हम उनके पिता का नाम (</w:t>
       </w:r>
-      <w:hyperlink r:id="rId17">
-        <w:r>
-          <w:rPr>
-            <w:lang w:val="hi_IN" w:bidi="hi_IN"/>
-          </w:rPr>
-          <w:rPr>
-            <w:color w:val="0000EE"/>
-            <w:u w:val="single"/>
-          </w:rPr>
-          <w:t>1:1</w:t>
-        </w:r>
-      </w:hyperlink>
+      <w:r>
+        <w:rPr>
+          <w:lang w:val="hi_IN" w:bidi="hi_IN"/>
+        </w:rPr>
+        <w:t>1:1</w:t>
+      </w:r>
       <w:r>
         <w:rPr>
           <w:lang w:val="hi_IN" w:bidi="hi_IN"/>
@@ -456,18 +426,12 @@
         </w:rPr>
         <w:t xml:space="preserve">होशे ने लगभग ई.पू. 760 से लेकर ई.पू. 722 में इस्राएल के पतन से ठीक पहले तक उत्तरी राज्य इस्राएल में भविष्यद्वाणी की (देखें </w:t>
       </w:r>
-      <w:hyperlink r:id="rId17">
-        <w:r>
-          <w:rPr>
-            <w:lang w:val="hi_IN" w:bidi="hi_IN"/>
-          </w:rPr>
-          <w:rPr>
-            <w:color w:val="0000EE"/>
-            <w:u w:val="single"/>
-          </w:rPr>
-          <w:t>1:1</w:t>
-        </w:r>
-      </w:hyperlink>
+      <w:r>
+        <w:rPr>
+          <w:lang w:val="hi_IN" w:bidi="hi_IN"/>
+        </w:rPr>
+        <w:t>1:1</w:t>
+      </w:r>
       <w:r>
         <w:rPr>
           <w:lang w:val="hi_IN" w:bidi="hi_IN"/>
